--- a/2_COMPNET/lab3/report.docx
+++ b/2_COMPNET/lab3/report.docx
@@ -306,8 +306,8 @@
         <w:t>ОДЕРЖАНИЕ</w:t>
       </w:r>
     </w:p>
-    <w:bookmarkStart w:id="1" w:name="_Toc177307350" w:displacedByCustomXml="next"/>
-    <w:bookmarkStart w:id="2" w:name="_Toc177290781" w:displacedByCustomXml="next"/>
+    <w:bookmarkStart w:id="1" w:name="_Toc177290781" w:displacedByCustomXml="next"/>
+    <w:bookmarkStart w:id="2" w:name="_Toc177307350" w:displacedByCustomXml="next"/>
     <w:sdt>
       <w:sdtPr>
         <w:rPr>
@@ -938,7 +938,6 @@
         <w:tc>
           <w:tcPr>
             <w:tcW w:w="2459" w:type="pct"/>
-            <w:shd w:val="clear" w:color="auto" w:fill="auto"/>
             <w:noWrap/>
             <w:vAlign w:val="center"/>
             <w:hideMark/>
@@ -977,7 +976,6 @@
         <w:tc>
           <w:tcPr>
             <w:tcW w:w="2541" w:type="pct"/>
-            <w:shd w:val="clear" w:color="auto" w:fill="auto"/>
             <w:noWrap/>
             <w:vAlign w:val="center"/>
             <w:hideMark/>
@@ -1017,7 +1015,6 @@
         <w:tc>
           <w:tcPr>
             <w:tcW w:w="2459" w:type="pct"/>
-            <w:shd w:val="clear" w:color="auto" w:fill="auto"/>
             <w:noWrap/>
             <w:vAlign w:val="center"/>
             <w:hideMark/>
@@ -1056,7 +1053,6 @@
         <w:tc>
           <w:tcPr>
             <w:tcW w:w="2541" w:type="pct"/>
-            <w:shd w:val="clear" w:color="auto" w:fill="auto"/>
             <w:noWrap/>
             <w:vAlign w:val="center"/>
             <w:hideMark/>
@@ -1096,7 +1092,6 @@
         <w:tc>
           <w:tcPr>
             <w:tcW w:w="2459" w:type="pct"/>
-            <w:shd w:val="clear" w:color="auto" w:fill="auto"/>
             <w:noWrap/>
             <w:vAlign w:val="center"/>
             <w:hideMark/>
@@ -1135,7 +1130,6 @@
         <w:tc>
           <w:tcPr>
             <w:tcW w:w="2541" w:type="pct"/>
-            <w:shd w:val="clear" w:color="auto" w:fill="auto"/>
             <w:noWrap/>
             <w:vAlign w:val="center"/>
             <w:hideMark/>
@@ -1175,7 +1169,6 @@
         <w:tc>
           <w:tcPr>
             <w:tcW w:w="2459" w:type="pct"/>
-            <w:shd w:val="clear" w:color="auto" w:fill="auto"/>
             <w:noWrap/>
             <w:vAlign w:val="center"/>
             <w:hideMark/>
@@ -1214,7 +1207,6 @@
         <w:tc>
           <w:tcPr>
             <w:tcW w:w="2541" w:type="pct"/>
-            <w:shd w:val="clear" w:color="auto" w:fill="auto"/>
             <w:noWrap/>
             <w:vAlign w:val="center"/>
             <w:hideMark/>
@@ -1922,7 +1914,15 @@
         <w:t>шёл</w:t>
       </w:r>
       <w:r>
-        <w:t xml:space="preserve"> в режим симуляции (Simulation Mode)</w:t>
+        <w:t xml:space="preserve"> в режим симуляции (</w:t>
+      </w:r>
+      <w:proofErr w:type="spellStart"/>
+      <w:r>
+        <w:t>Simulation</w:t>
+      </w:r>
+      <w:proofErr w:type="spellEnd"/>
+      <w:r>
+        <w:t xml:space="preserve"> Mode)</w:t>
       </w:r>
       <w:r>
         <w:t>.</w:t>
@@ -2696,7 +2696,15 @@
         <w:pStyle w:val="afc"/>
       </w:pPr>
       <w:r>
-        <w:t>Сообщение дошло до получателя и обратно, концентратор и в прямом и в обратном случае копировал блок данных во все порты, что доказывает утверждения выше.</w:t>
+        <w:t xml:space="preserve">Сообщение дошло до получателя и обратно, концентратор и </w:t>
+      </w:r>
+      <w:proofErr w:type="gramStart"/>
+      <w:r>
+        <w:t>в прямом</w:t>
+      </w:r>
+      <w:proofErr w:type="gramEnd"/>
+      <w:r>
+        <w:t xml:space="preserve"> и в обратном случае копировал блок данных во все порты, что доказывает утверждения выше.</w:t>
       </w:r>
     </w:p>
     <w:p>
@@ -2847,7 +2855,7 @@
           <w:lang w:eastAsia="ru-RU"/>
         </w:rPr>
         <w:drawing>
-          <wp:inline distT="0" distB="0" distL="0" distR="0" wp14:anchorId="65A4CB12" wp14:editId="1A29BEAD">
+          <wp:inline distT="0" distB="0" distL="0" distR="0" wp14:anchorId="65A4CB12" wp14:editId="333EFB95">
             <wp:extent cx="6111240" cy="5867400"/>
             <wp:effectExtent l="0" t="0" r="3810" b="0"/>
             <wp:docPr id="1424128643" name="Рисунок 1"/>
@@ -3092,7 +3100,15 @@
         <w:t>ил</w:t>
       </w:r>
       <w:r>
-        <w:t xml:space="preserve"> VLAN на всех оконечных устройствах (End devices).</w:t>
+        <w:t xml:space="preserve"> VLAN на всех оконечных устройствах (End </w:t>
+      </w:r>
+      <w:proofErr w:type="spellStart"/>
+      <w:r>
+        <w:t>devices</w:t>
+      </w:r>
+      <w:proofErr w:type="spellEnd"/>
+      <w:r>
+        <w:t>).</w:t>
       </w:r>
     </w:p>
     <w:p>
@@ -3150,7 +3166,6 @@
               <w:bottom w:val="single" w:sz="4" w:space="0" w:color="auto"/>
               <w:right w:val="single" w:sz="4" w:space="0" w:color="auto"/>
             </w:tcBorders>
-            <w:shd w:val="clear" w:color="auto" w:fill="auto"/>
             <w:noWrap/>
             <w:vAlign w:val="bottom"/>
             <w:hideMark/>
@@ -3178,8 +3193,21 @@
                 <w:lang w:eastAsia="ru-RU"/>
                 <w14:ligatures w14:val="none"/>
               </w:rPr>
-              <w:t>Настройка vlan</w:t>
-            </w:r>
+              <w:t xml:space="preserve">Настройка </w:t>
+            </w:r>
+            <w:proofErr w:type="spellStart"/>
+            <w:r>
+              <w:rPr>
+                <w:rFonts w:ascii="Calibri" w:eastAsia="Times New Roman" w:hAnsi="Calibri" w:cs="Calibri"/>
+                <w:color w:val="000000"/>
+                <w:kern w:val="0"/>
+                <w:sz w:val="22"/>
+                <w:lang w:eastAsia="ru-RU"/>
+                <w14:ligatures w14:val="none"/>
+              </w:rPr>
+              <w:t>vlan</w:t>
+            </w:r>
+            <w:proofErr w:type="spellEnd"/>
           </w:p>
         </w:tc>
         <w:tc>
@@ -3191,7 +3219,6 @@
               <w:bottom w:val="single" w:sz="4" w:space="0" w:color="auto"/>
               <w:right w:val="single" w:sz="4" w:space="0" w:color="auto"/>
             </w:tcBorders>
-            <w:shd w:val="clear" w:color="auto" w:fill="auto"/>
             <w:noWrap/>
             <w:vAlign w:val="bottom"/>
             <w:hideMark/>
@@ -3210,6 +3237,7 @@
                 <w14:ligatures w14:val="none"/>
               </w:rPr>
             </w:pPr>
+            <w:proofErr w:type="spellStart"/>
             <w:r>
               <w:rPr>
                 <w:rFonts w:ascii="Calibri" w:eastAsia="Times New Roman" w:hAnsi="Calibri" w:cs="Calibri"/>
@@ -3219,7 +3247,19 @@
                 <w:lang w:eastAsia="ru-RU"/>
                 <w14:ligatures w14:val="none"/>
               </w:rPr>
-              <w:t>vlan 10</w:t>
+              <w:t>vlan</w:t>
+            </w:r>
+            <w:proofErr w:type="spellEnd"/>
+            <w:r>
+              <w:rPr>
+                <w:rFonts w:ascii="Calibri" w:eastAsia="Times New Roman" w:hAnsi="Calibri" w:cs="Calibri"/>
+                <w:color w:val="000000"/>
+                <w:kern w:val="0"/>
+                <w:sz w:val="22"/>
+                <w:lang w:eastAsia="ru-RU"/>
+                <w14:ligatures w14:val="none"/>
+              </w:rPr>
+              <w:t xml:space="preserve"> 10</w:t>
             </w:r>
           </w:p>
         </w:tc>
@@ -3232,7 +3272,6 @@
               <w:bottom w:val="single" w:sz="4" w:space="0" w:color="auto"/>
               <w:right w:val="single" w:sz="4" w:space="0" w:color="auto"/>
             </w:tcBorders>
-            <w:shd w:val="clear" w:color="auto" w:fill="auto"/>
             <w:noWrap/>
             <w:vAlign w:val="bottom"/>
             <w:hideMark/>
@@ -3251,13 +3290,23 @@
                 <w14:ligatures w14:val="none"/>
               </w:rPr>
             </w:pPr>
+            <w:proofErr w:type="spellStart"/>
             <w:r>
               <w:rPr>
                 <w:rFonts w:ascii="Calibri" w:hAnsi="Calibri" w:cs="Calibri"/>
                 <w:color w:val="000000"/>
                 <w:sz w:val="22"/>
               </w:rPr>
-              <w:t>vlan 30</w:t>
+              <w:t>vlan</w:t>
+            </w:r>
+            <w:proofErr w:type="spellEnd"/>
+            <w:r>
+              <w:rPr>
+                <w:rFonts w:ascii="Calibri" w:hAnsi="Calibri" w:cs="Calibri"/>
+                <w:color w:val="000000"/>
+                <w:sz w:val="22"/>
+              </w:rPr>
+              <w:t xml:space="preserve"> 30</w:t>
             </w:r>
           </w:p>
         </w:tc>
@@ -3275,7 +3324,6 @@
               <w:bottom w:val="single" w:sz="4" w:space="0" w:color="auto"/>
               <w:right w:val="single" w:sz="4" w:space="0" w:color="auto"/>
             </w:tcBorders>
-            <w:shd w:val="clear" w:color="auto" w:fill="auto"/>
             <w:noWrap/>
             <w:vAlign w:val="bottom"/>
             <w:hideMark/>
@@ -3303,8 +3351,21 @@
                 <w:lang w:eastAsia="ru-RU"/>
                 <w14:ligatures w14:val="none"/>
               </w:rPr>
-              <w:t>Задать имя vlan</w:t>
-            </w:r>
+              <w:t xml:space="preserve">Задать имя </w:t>
+            </w:r>
+            <w:proofErr w:type="spellStart"/>
+            <w:r>
+              <w:rPr>
+                <w:rFonts w:ascii="Calibri" w:eastAsia="Times New Roman" w:hAnsi="Calibri" w:cs="Calibri"/>
+                <w:color w:val="000000"/>
+                <w:kern w:val="0"/>
+                <w:sz w:val="22"/>
+                <w:lang w:eastAsia="ru-RU"/>
+                <w14:ligatures w14:val="none"/>
+              </w:rPr>
+              <w:t>vlan</w:t>
+            </w:r>
+            <w:proofErr w:type="spellEnd"/>
           </w:p>
         </w:tc>
         <w:tc>
@@ -3316,7 +3377,6 @@
               <w:bottom w:val="single" w:sz="4" w:space="0" w:color="auto"/>
               <w:right w:val="single" w:sz="4" w:space="0" w:color="auto"/>
             </w:tcBorders>
-            <w:shd w:val="clear" w:color="auto" w:fill="auto"/>
             <w:noWrap/>
             <w:vAlign w:val="bottom"/>
             <w:hideMark/>
@@ -3335,6 +3395,7 @@
                 <w14:ligatures w14:val="none"/>
               </w:rPr>
             </w:pPr>
+            <w:proofErr w:type="spellStart"/>
             <w:r>
               <w:rPr>
                 <w:rFonts w:ascii="Calibri" w:eastAsia="Times New Roman" w:hAnsi="Calibri" w:cs="Calibri"/>
@@ -3344,7 +3405,19 @@
                 <w:lang w:eastAsia="ru-RU"/>
                 <w14:ligatures w14:val="none"/>
               </w:rPr>
-              <w:t>name PC</w:t>
+              <w:t>name</w:t>
+            </w:r>
+            <w:proofErr w:type="spellEnd"/>
+            <w:r>
+              <w:rPr>
+                <w:rFonts w:ascii="Calibri" w:eastAsia="Times New Roman" w:hAnsi="Calibri" w:cs="Calibri"/>
+                <w:color w:val="000000"/>
+                <w:kern w:val="0"/>
+                <w:sz w:val="22"/>
+                <w:lang w:eastAsia="ru-RU"/>
+                <w14:ligatures w14:val="none"/>
+              </w:rPr>
+              <w:t xml:space="preserve"> PC</w:t>
             </w:r>
           </w:p>
         </w:tc>
@@ -3357,7 +3430,6 @@
               <w:bottom w:val="single" w:sz="4" w:space="0" w:color="auto"/>
               <w:right w:val="single" w:sz="4" w:space="0" w:color="auto"/>
             </w:tcBorders>
-            <w:shd w:val="clear" w:color="auto" w:fill="auto"/>
             <w:noWrap/>
             <w:vAlign w:val="bottom"/>
             <w:hideMark/>
@@ -3376,13 +3448,23 @@
                 <w14:ligatures w14:val="none"/>
               </w:rPr>
             </w:pPr>
+            <w:proofErr w:type="spellStart"/>
             <w:r>
               <w:rPr>
                 <w:rFonts w:ascii="Calibri" w:hAnsi="Calibri" w:cs="Calibri"/>
                 <w:color w:val="000000"/>
                 <w:sz w:val="22"/>
               </w:rPr>
-              <w:t>name Phone</w:t>
+              <w:t>name</w:t>
+            </w:r>
+            <w:proofErr w:type="spellEnd"/>
+            <w:r>
+              <w:rPr>
+                <w:rFonts w:ascii="Calibri" w:hAnsi="Calibri" w:cs="Calibri"/>
+                <w:color w:val="000000"/>
+                <w:sz w:val="22"/>
+              </w:rPr>
+              <w:t xml:space="preserve"> Phone</w:t>
             </w:r>
           </w:p>
         </w:tc>
@@ -3400,7 +3482,6 @@
               <w:bottom w:val="single" w:sz="4" w:space="0" w:color="auto"/>
               <w:right w:val="single" w:sz="4" w:space="0" w:color="auto"/>
             </w:tcBorders>
-            <w:shd w:val="clear" w:color="auto" w:fill="auto"/>
             <w:noWrap/>
             <w:vAlign w:val="bottom"/>
             <w:hideMark/>
@@ -3441,7 +3522,6 @@
               <w:bottom w:val="single" w:sz="4" w:space="0" w:color="auto"/>
               <w:right w:val="single" w:sz="4" w:space="0" w:color="auto"/>
             </w:tcBorders>
-            <w:shd w:val="clear" w:color="auto" w:fill="auto"/>
             <w:noWrap/>
             <w:vAlign w:val="bottom"/>
             <w:hideMark/>
@@ -3460,6 +3540,7 @@
                 <w14:ligatures w14:val="none"/>
               </w:rPr>
             </w:pPr>
+            <w:proofErr w:type="spellStart"/>
             <w:r>
               <w:rPr>
                 <w:rFonts w:ascii="Calibri" w:eastAsia="Times New Roman" w:hAnsi="Calibri" w:cs="Calibri"/>
@@ -3469,7 +3550,67 @@
                 <w:lang w:eastAsia="ru-RU"/>
                 <w14:ligatures w14:val="none"/>
               </w:rPr>
-              <w:t>interface range fastEthernet 0/1-3</w:t>
+              <w:t>interface</w:t>
+            </w:r>
+            <w:proofErr w:type="spellEnd"/>
+            <w:r>
+              <w:rPr>
+                <w:rFonts w:ascii="Calibri" w:eastAsia="Times New Roman" w:hAnsi="Calibri" w:cs="Calibri"/>
+                <w:color w:val="000000"/>
+                <w:kern w:val="0"/>
+                <w:sz w:val="22"/>
+                <w:lang w:eastAsia="ru-RU"/>
+                <w14:ligatures w14:val="none"/>
+              </w:rPr>
+              <w:t xml:space="preserve"> </w:t>
+            </w:r>
+            <w:proofErr w:type="spellStart"/>
+            <w:r>
+              <w:rPr>
+                <w:rFonts w:ascii="Calibri" w:eastAsia="Times New Roman" w:hAnsi="Calibri" w:cs="Calibri"/>
+                <w:color w:val="000000"/>
+                <w:kern w:val="0"/>
+                <w:sz w:val="22"/>
+                <w:lang w:eastAsia="ru-RU"/>
+                <w14:ligatures w14:val="none"/>
+              </w:rPr>
+              <w:t>range</w:t>
+            </w:r>
+            <w:proofErr w:type="spellEnd"/>
+            <w:r>
+              <w:rPr>
+                <w:rFonts w:ascii="Calibri" w:eastAsia="Times New Roman" w:hAnsi="Calibri" w:cs="Calibri"/>
+                <w:color w:val="000000"/>
+                <w:kern w:val="0"/>
+                <w:sz w:val="22"/>
+                <w:lang w:eastAsia="ru-RU"/>
+                <w14:ligatures w14:val="none"/>
+              </w:rPr>
+              <w:t xml:space="preserve"> </w:t>
+            </w:r>
+            <w:proofErr w:type="spellStart"/>
+            <w:r>
+              <w:rPr>
+                <w:rFonts w:ascii="Calibri" w:eastAsia="Times New Roman" w:hAnsi="Calibri" w:cs="Calibri"/>
+                <w:color w:val="000000"/>
+                <w:kern w:val="0"/>
+                <w:sz w:val="22"/>
+                <w:lang w:eastAsia="ru-RU"/>
+                <w14:ligatures w14:val="none"/>
+              </w:rPr>
+              <w:t>fastEthernet</w:t>
+            </w:r>
+            <w:proofErr w:type="spellEnd"/>
+            <w:r>
+              <w:rPr>
+                <w:rFonts w:ascii="Calibri" w:eastAsia="Times New Roman" w:hAnsi="Calibri" w:cs="Calibri"/>
+                <w:color w:val="000000"/>
+                <w:kern w:val="0"/>
+                <w:sz w:val="22"/>
+                <w:lang w:eastAsia="ru-RU"/>
+                <w14:ligatures w14:val="none"/>
+              </w:rPr>
+              <w:t xml:space="preserve"> 0/1-3</w:t>
             </w:r>
           </w:p>
         </w:tc>
@@ -3482,7 +3623,6 @@
               <w:bottom w:val="single" w:sz="4" w:space="0" w:color="auto"/>
               <w:right w:val="single" w:sz="4" w:space="0" w:color="auto"/>
             </w:tcBorders>
-            <w:shd w:val="clear" w:color="auto" w:fill="auto"/>
             <w:noWrap/>
             <w:vAlign w:val="bottom"/>
             <w:hideMark/>
@@ -3501,13 +3641,59 @@
                 <w14:ligatures w14:val="none"/>
               </w:rPr>
             </w:pPr>
+            <w:proofErr w:type="spellStart"/>
             <w:r>
               <w:rPr>
                 <w:rFonts w:ascii="Calibri" w:hAnsi="Calibri" w:cs="Calibri"/>
                 <w:color w:val="000000"/>
                 <w:sz w:val="22"/>
               </w:rPr>
-              <w:t>interface range fastEthernet 0/7-9</w:t>
+              <w:t>interface</w:t>
+            </w:r>
+            <w:proofErr w:type="spellEnd"/>
+            <w:r>
+              <w:rPr>
+                <w:rFonts w:ascii="Calibri" w:hAnsi="Calibri" w:cs="Calibri"/>
+                <w:color w:val="000000"/>
+                <w:sz w:val="22"/>
+              </w:rPr>
+              <w:t xml:space="preserve"> </w:t>
+            </w:r>
+            <w:proofErr w:type="spellStart"/>
+            <w:r>
+              <w:rPr>
+                <w:rFonts w:ascii="Calibri" w:hAnsi="Calibri" w:cs="Calibri"/>
+                <w:color w:val="000000"/>
+                <w:sz w:val="22"/>
+              </w:rPr>
+              <w:t>range</w:t>
+            </w:r>
+            <w:proofErr w:type="spellEnd"/>
+            <w:r>
+              <w:rPr>
+                <w:rFonts w:ascii="Calibri" w:hAnsi="Calibri" w:cs="Calibri"/>
+                <w:color w:val="000000"/>
+                <w:sz w:val="22"/>
+              </w:rPr>
+              <w:t xml:space="preserve"> </w:t>
+            </w:r>
+            <w:proofErr w:type="spellStart"/>
+            <w:r>
+              <w:rPr>
+                <w:rFonts w:ascii="Calibri" w:hAnsi="Calibri" w:cs="Calibri"/>
+                <w:color w:val="000000"/>
+                <w:sz w:val="22"/>
+              </w:rPr>
+              <w:t>fastEthernet</w:t>
+            </w:r>
+            <w:proofErr w:type="spellEnd"/>
+            <w:r>
+              <w:rPr>
+                <w:rFonts w:ascii="Calibri" w:hAnsi="Calibri" w:cs="Calibri"/>
+                <w:color w:val="000000"/>
+                <w:sz w:val="22"/>
+              </w:rPr>
+              <w:t xml:space="preserve"> 0/7-9</w:t>
             </w:r>
           </w:p>
         </w:tc>
@@ -3525,7 +3711,6 @@
               <w:bottom w:val="single" w:sz="4" w:space="0" w:color="auto"/>
               <w:right w:val="single" w:sz="4" w:space="0" w:color="auto"/>
             </w:tcBorders>
-            <w:shd w:val="clear" w:color="auto" w:fill="auto"/>
             <w:noWrap/>
             <w:vAlign w:val="bottom"/>
             <w:hideMark/>
@@ -3566,7 +3751,6 @@
               <w:bottom w:val="single" w:sz="4" w:space="0" w:color="auto"/>
               <w:right w:val="single" w:sz="4" w:space="0" w:color="auto"/>
             </w:tcBorders>
-            <w:shd w:val="clear" w:color="auto" w:fill="auto"/>
             <w:noWrap/>
             <w:vAlign w:val="bottom"/>
             <w:hideMark/>
@@ -3585,6 +3769,7 @@
                 <w14:ligatures w14:val="none"/>
               </w:rPr>
             </w:pPr>
+            <w:proofErr w:type="spellStart"/>
             <w:r>
               <w:rPr>
                 <w:rFonts w:ascii="Calibri" w:eastAsia="Times New Roman" w:hAnsi="Calibri" w:cs="Calibri"/>
@@ -3594,8 +3779,57 @@
                 <w:lang w:eastAsia="ru-RU"/>
                 <w14:ligatures w14:val="none"/>
               </w:rPr>
-              <w:t>switchport mode access</w:t>
-            </w:r>
+              <w:t>switchport</w:t>
+            </w:r>
+            <w:proofErr w:type="spellEnd"/>
+            <w:r>
+              <w:rPr>
+                <w:rFonts w:ascii="Calibri" w:eastAsia="Times New Roman" w:hAnsi="Calibri" w:cs="Calibri"/>
+                <w:color w:val="000000"/>
+                <w:kern w:val="0"/>
+                <w:sz w:val="22"/>
+                <w:lang w:eastAsia="ru-RU"/>
+                <w14:ligatures w14:val="none"/>
+              </w:rPr>
+              <w:t xml:space="preserve"> </w:t>
+            </w:r>
+            <w:proofErr w:type="spellStart"/>
+            <w:r>
+              <w:rPr>
+                <w:rFonts w:ascii="Calibri" w:eastAsia="Times New Roman" w:hAnsi="Calibri" w:cs="Calibri"/>
+                <w:color w:val="000000"/>
+                <w:kern w:val="0"/>
+                <w:sz w:val="22"/>
+                <w:lang w:eastAsia="ru-RU"/>
+                <w14:ligatures w14:val="none"/>
+              </w:rPr>
+              <w:t>mode</w:t>
+            </w:r>
+            <w:proofErr w:type="spellEnd"/>
+            <w:r>
+              <w:rPr>
+                <w:rFonts w:ascii="Calibri" w:eastAsia="Times New Roman" w:hAnsi="Calibri" w:cs="Calibri"/>
+                <w:color w:val="000000"/>
+                <w:kern w:val="0"/>
+                <w:sz w:val="22"/>
+                <w:lang w:eastAsia="ru-RU"/>
+                <w14:ligatures w14:val="none"/>
+              </w:rPr>
+              <w:t xml:space="preserve"> </w:t>
+            </w:r>
+            <w:proofErr w:type="spellStart"/>
+            <w:r>
+              <w:rPr>
+                <w:rFonts w:ascii="Calibri" w:eastAsia="Times New Roman" w:hAnsi="Calibri" w:cs="Calibri"/>
+                <w:color w:val="000000"/>
+                <w:kern w:val="0"/>
+                <w:sz w:val="22"/>
+                <w:lang w:eastAsia="ru-RU"/>
+                <w14:ligatures w14:val="none"/>
+              </w:rPr>
+              <w:t>access</w:t>
+            </w:r>
+            <w:proofErr w:type="spellEnd"/>
           </w:p>
         </w:tc>
         <w:tc>
@@ -3607,7 +3841,6 @@
               <w:bottom w:val="single" w:sz="4" w:space="0" w:color="auto"/>
               <w:right w:val="single" w:sz="4" w:space="0" w:color="auto"/>
             </w:tcBorders>
-            <w:shd w:val="clear" w:color="auto" w:fill="auto"/>
             <w:noWrap/>
             <w:vAlign w:val="bottom"/>
             <w:hideMark/>
@@ -3626,14 +3859,52 @@
                 <w14:ligatures w14:val="none"/>
               </w:rPr>
             </w:pPr>
+            <w:proofErr w:type="spellStart"/>
             <w:r>
               <w:rPr>
                 <w:rFonts w:ascii="Calibri" w:hAnsi="Calibri" w:cs="Calibri"/>
                 <w:color w:val="000000"/>
                 <w:sz w:val="22"/>
               </w:rPr>
-              <w:t>switchport mode access</w:t>
-            </w:r>
+              <w:t>switchport</w:t>
+            </w:r>
+            <w:proofErr w:type="spellEnd"/>
+            <w:r>
+              <w:rPr>
+                <w:rFonts w:ascii="Calibri" w:hAnsi="Calibri" w:cs="Calibri"/>
+                <w:color w:val="000000"/>
+                <w:sz w:val="22"/>
+              </w:rPr>
+              <w:t xml:space="preserve"> </w:t>
+            </w:r>
+            <w:proofErr w:type="spellStart"/>
+            <w:r>
+              <w:rPr>
+                <w:rFonts w:ascii="Calibri" w:hAnsi="Calibri" w:cs="Calibri"/>
+                <w:color w:val="000000"/>
+                <w:sz w:val="22"/>
+              </w:rPr>
+              <w:t>mode</w:t>
+            </w:r>
+            <w:proofErr w:type="spellEnd"/>
+            <w:r>
+              <w:rPr>
+                <w:rFonts w:ascii="Calibri" w:hAnsi="Calibri" w:cs="Calibri"/>
+                <w:color w:val="000000"/>
+                <w:sz w:val="22"/>
+              </w:rPr>
+              <w:t xml:space="preserve"> </w:t>
+            </w:r>
+            <w:proofErr w:type="spellStart"/>
+            <w:r>
+              <w:rPr>
+                <w:rFonts w:ascii="Calibri" w:hAnsi="Calibri" w:cs="Calibri"/>
+                <w:color w:val="000000"/>
+                <w:sz w:val="22"/>
+              </w:rPr>
+              <w:t>access</w:t>
+            </w:r>
+            <w:proofErr w:type="spellEnd"/>
           </w:p>
         </w:tc>
       </w:tr>
@@ -3650,7 +3921,6 @@
               <w:bottom w:val="single" w:sz="4" w:space="0" w:color="auto"/>
               <w:right w:val="single" w:sz="4" w:space="0" w:color="auto"/>
             </w:tcBorders>
-            <w:shd w:val="clear" w:color="auto" w:fill="auto"/>
             <w:noWrap/>
             <w:vAlign w:val="bottom"/>
             <w:hideMark/>
@@ -3678,8 +3948,45 @@
                 <w:lang w:eastAsia="ru-RU"/>
                 <w14:ligatures w14:val="none"/>
               </w:rPr>
-              <w:t>Порт является access для vlan</w:t>
-            </w:r>
+              <w:t xml:space="preserve">Порт является </w:t>
+            </w:r>
+            <w:proofErr w:type="spellStart"/>
+            <w:r>
+              <w:rPr>
+                <w:rFonts w:ascii="Calibri" w:eastAsia="Times New Roman" w:hAnsi="Calibri" w:cs="Calibri"/>
+                <w:color w:val="000000"/>
+                <w:kern w:val="0"/>
+                <w:sz w:val="22"/>
+                <w:lang w:eastAsia="ru-RU"/>
+                <w14:ligatures w14:val="none"/>
+              </w:rPr>
+              <w:t>access</w:t>
+            </w:r>
+            <w:proofErr w:type="spellEnd"/>
+            <w:r>
+              <w:rPr>
+                <w:rFonts w:ascii="Calibri" w:eastAsia="Times New Roman" w:hAnsi="Calibri" w:cs="Calibri"/>
+                <w:color w:val="000000"/>
+                <w:kern w:val="0"/>
+                <w:sz w:val="22"/>
+                <w:lang w:eastAsia="ru-RU"/>
+                <w14:ligatures w14:val="none"/>
+              </w:rPr>
+              <w:t xml:space="preserve"> для </w:t>
+            </w:r>
+            <w:proofErr w:type="spellStart"/>
+            <w:r>
+              <w:rPr>
+                <w:rFonts w:ascii="Calibri" w:eastAsia="Times New Roman" w:hAnsi="Calibri" w:cs="Calibri"/>
+                <w:color w:val="000000"/>
+                <w:kern w:val="0"/>
+                <w:sz w:val="22"/>
+                <w:lang w:eastAsia="ru-RU"/>
+                <w14:ligatures w14:val="none"/>
+              </w:rPr>
+              <w:t>vlan</w:t>
+            </w:r>
+            <w:proofErr w:type="spellEnd"/>
           </w:p>
         </w:tc>
         <w:tc>
@@ -3691,7 +3998,6 @@
               <w:bottom w:val="single" w:sz="4" w:space="0" w:color="auto"/>
               <w:right w:val="single" w:sz="4" w:space="0" w:color="auto"/>
             </w:tcBorders>
-            <w:shd w:val="clear" w:color="auto" w:fill="auto"/>
             <w:noWrap/>
             <w:vAlign w:val="bottom"/>
             <w:hideMark/>
@@ -3710,6 +4016,7 @@
                 <w14:ligatures w14:val="none"/>
               </w:rPr>
             </w:pPr>
+            <w:proofErr w:type="spellStart"/>
             <w:r>
               <w:rPr>
                 <w:rFonts w:ascii="Calibri" w:eastAsia="Times New Roman" w:hAnsi="Calibri" w:cs="Calibri"/>
@@ -3719,7 +4026,67 @@
                 <w:lang w:eastAsia="ru-RU"/>
                 <w14:ligatures w14:val="none"/>
               </w:rPr>
-              <w:t>switchport access vlan 10</w:t>
+              <w:t>switchport</w:t>
+            </w:r>
+            <w:proofErr w:type="spellEnd"/>
+            <w:r>
+              <w:rPr>
+                <w:rFonts w:ascii="Calibri" w:eastAsia="Times New Roman" w:hAnsi="Calibri" w:cs="Calibri"/>
+                <w:color w:val="000000"/>
+                <w:kern w:val="0"/>
+                <w:sz w:val="22"/>
+                <w:lang w:eastAsia="ru-RU"/>
+                <w14:ligatures w14:val="none"/>
+              </w:rPr>
+              <w:t xml:space="preserve"> </w:t>
+            </w:r>
+            <w:proofErr w:type="spellStart"/>
+            <w:r>
+              <w:rPr>
+                <w:rFonts w:ascii="Calibri" w:eastAsia="Times New Roman" w:hAnsi="Calibri" w:cs="Calibri"/>
+                <w:color w:val="000000"/>
+                <w:kern w:val="0"/>
+                <w:sz w:val="22"/>
+                <w:lang w:eastAsia="ru-RU"/>
+                <w14:ligatures w14:val="none"/>
+              </w:rPr>
+              <w:t>access</w:t>
+            </w:r>
+            <w:proofErr w:type="spellEnd"/>
+            <w:r>
+              <w:rPr>
+                <w:rFonts w:ascii="Calibri" w:eastAsia="Times New Roman" w:hAnsi="Calibri" w:cs="Calibri"/>
+                <w:color w:val="000000"/>
+                <w:kern w:val="0"/>
+                <w:sz w:val="22"/>
+                <w:lang w:eastAsia="ru-RU"/>
+                <w14:ligatures w14:val="none"/>
+              </w:rPr>
+              <w:t xml:space="preserve"> </w:t>
+            </w:r>
+            <w:proofErr w:type="spellStart"/>
+            <w:r>
+              <w:rPr>
+                <w:rFonts w:ascii="Calibri" w:eastAsia="Times New Roman" w:hAnsi="Calibri" w:cs="Calibri"/>
+                <w:color w:val="000000"/>
+                <w:kern w:val="0"/>
+                <w:sz w:val="22"/>
+                <w:lang w:eastAsia="ru-RU"/>
+                <w14:ligatures w14:val="none"/>
+              </w:rPr>
+              <w:t>vlan</w:t>
+            </w:r>
+            <w:proofErr w:type="spellEnd"/>
+            <w:r>
+              <w:rPr>
+                <w:rFonts w:ascii="Calibri" w:eastAsia="Times New Roman" w:hAnsi="Calibri" w:cs="Calibri"/>
+                <w:color w:val="000000"/>
+                <w:kern w:val="0"/>
+                <w:sz w:val="22"/>
+                <w:lang w:eastAsia="ru-RU"/>
+                <w14:ligatures w14:val="none"/>
+              </w:rPr>
+              <w:t xml:space="preserve"> 10</w:t>
             </w:r>
           </w:p>
         </w:tc>
@@ -3732,7 +4099,6 @@
               <w:bottom w:val="single" w:sz="4" w:space="0" w:color="auto"/>
               <w:right w:val="single" w:sz="4" w:space="0" w:color="auto"/>
             </w:tcBorders>
-            <w:shd w:val="clear" w:color="auto" w:fill="auto"/>
             <w:noWrap/>
             <w:vAlign w:val="bottom"/>
             <w:hideMark/>
@@ -3751,13 +4117,59 @@
                 <w14:ligatures w14:val="none"/>
               </w:rPr>
             </w:pPr>
+            <w:proofErr w:type="spellStart"/>
             <w:r>
               <w:rPr>
                 <w:rFonts w:ascii="Calibri" w:hAnsi="Calibri" w:cs="Calibri"/>
                 <w:color w:val="000000"/>
                 <w:sz w:val="22"/>
               </w:rPr>
-              <w:t xml:space="preserve">switchport access vlan </w:t>
+              <w:t>switchport</w:t>
+            </w:r>
+            <w:proofErr w:type="spellEnd"/>
+            <w:r>
+              <w:rPr>
+                <w:rFonts w:ascii="Calibri" w:hAnsi="Calibri" w:cs="Calibri"/>
+                <w:color w:val="000000"/>
+                <w:sz w:val="22"/>
+              </w:rPr>
+              <w:t xml:space="preserve"> </w:t>
+            </w:r>
+            <w:proofErr w:type="spellStart"/>
+            <w:r>
+              <w:rPr>
+                <w:rFonts w:ascii="Calibri" w:hAnsi="Calibri" w:cs="Calibri"/>
+                <w:color w:val="000000"/>
+                <w:sz w:val="22"/>
+              </w:rPr>
+              <w:t>access</w:t>
+            </w:r>
+            <w:proofErr w:type="spellEnd"/>
+            <w:r>
+              <w:rPr>
+                <w:rFonts w:ascii="Calibri" w:hAnsi="Calibri" w:cs="Calibri"/>
+                <w:color w:val="000000"/>
+                <w:sz w:val="22"/>
+              </w:rPr>
+              <w:t xml:space="preserve"> </w:t>
+            </w:r>
+            <w:proofErr w:type="spellStart"/>
+            <w:r>
+              <w:rPr>
+                <w:rFonts w:ascii="Calibri" w:hAnsi="Calibri" w:cs="Calibri"/>
+                <w:color w:val="000000"/>
+                <w:sz w:val="22"/>
+              </w:rPr>
+              <w:t>vlan</w:t>
+            </w:r>
+            <w:proofErr w:type="spellEnd"/>
+            <w:r>
+              <w:rPr>
+                <w:rFonts w:ascii="Calibri" w:hAnsi="Calibri" w:cs="Calibri"/>
+                <w:color w:val="000000"/>
+                <w:sz w:val="22"/>
+              </w:rPr>
+              <w:t xml:space="preserve"> </w:t>
             </w:r>
             <w:r>
               <w:rPr>
@@ -3783,7 +4195,6 @@
               <w:bottom w:val="single" w:sz="4" w:space="0" w:color="auto"/>
               <w:right w:val="single" w:sz="4" w:space="0" w:color="auto"/>
             </w:tcBorders>
-            <w:shd w:val="clear" w:color="auto" w:fill="auto"/>
             <w:noWrap/>
             <w:vAlign w:val="bottom"/>
             <w:hideMark/>
@@ -3824,7 +4235,6 @@
               <w:bottom w:val="single" w:sz="4" w:space="0" w:color="auto"/>
               <w:right w:val="single" w:sz="4" w:space="0" w:color="auto"/>
             </w:tcBorders>
-            <w:shd w:val="clear" w:color="auto" w:fill="auto"/>
             <w:noWrap/>
             <w:vAlign w:val="bottom"/>
             <w:hideMark/>
@@ -3865,7 +4275,6 @@
               <w:bottom w:val="single" w:sz="4" w:space="0" w:color="auto"/>
               <w:right w:val="single" w:sz="4" w:space="0" w:color="auto"/>
             </w:tcBorders>
-            <w:shd w:val="clear" w:color="auto" w:fill="auto"/>
             <w:noWrap/>
             <w:vAlign w:val="bottom"/>
             <w:hideMark/>
@@ -3884,13 +4293,59 @@
                 <w14:ligatures w14:val="none"/>
               </w:rPr>
             </w:pPr>
+            <w:proofErr w:type="spellStart"/>
             <w:r>
               <w:rPr>
                 <w:rFonts w:ascii="Calibri" w:hAnsi="Calibri" w:cs="Calibri"/>
                 <w:color w:val="000000"/>
                 <w:sz w:val="22"/>
               </w:rPr>
-              <w:t>switchport voice vlan 30</w:t>
+              <w:t>switchport</w:t>
+            </w:r>
+            <w:proofErr w:type="spellEnd"/>
+            <w:r>
+              <w:rPr>
+                <w:rFonts w:ascii="Calibri" w:hAnsi="Calibri" w:cs="Calibri"/>
+                <w:color w:val="000000"/>
+                <w:sz w:val="22"/>
+              </w:rPr>
+              <w:t xml:space="preserve"> </w:t>
+            </w:r>
+            <w:proofErr w:type="spellStart"/>
+            <w:r>
+              <w:rPr>
+                <w:rFonts w:ascii="Calibri" w:hAnsi="Calibri" w:cs="Calibri"/>
+                <w:color w:val="000000"/>
+                <w:sz w:val="22"/>
+              </w:rPr>
+              <w:t>voice</w:t>
+            </w:r>
+            <w:proofErr w:type="spellEnd"/>
+            <w:r>
+              <w:rPr>
+                <w:rFonts w:ascii="Calibri" w:hAnsi="Calibri" w:cs="Calibri"/>
+                <w:color w:val="000000"/>
+                <w:sz w:val="22"/>
+              </w:rPr>
+              <w:t xml:space="preserve"> </w:t>
+            </w:r>
+            <w:proofErr w:type="spellStart"/>
+            <w:r>
+              <w:rPr>
+                <w:rFonts w:ascii="Calibri" w:hAnsi="Calibri" w:cs="Calibri"/>
+                <w:color w:val="000000"/>
+                <w:sz w:val="22"/>
+              </w:rPr>
+              <w:t>vlan</w:t>
+            </w:r>
+            <w:proofErr w:type="spellEnd"/>
+            <w:r>
+              <w:rPr>
+                <w:rFonts w:ascii="Calibri" w:hAnsi="Calibri" w:cs="Calibri"/>
+                <w:color w:val="000000"/>
+                <w:sz w:val="22"/>
+              </w:rPr>
+              <w:t xml:space="preserve"> 30</w:t>
             </w:r>
           </w:p>
         </w:tc>
@@ -3927,7 +4382,6 @@
               <w:bottom w:val="single" w:sz="4" w:space="0" w:color="auto"/>
               <w:right w:val="single" w:sz="4" w:space="0" w:color="auto"/>
             </w:tcBorders>
-            <w:shd w:val="clear" w:color="auto" w:fill="auto"/>
             <w:noWrap/>
             <w:vAlign w:val="bottom"/>
             <w:hideMark/>
@@ -3968,7 +4422,6 @@
               <w:bottom w:val="single" w:sz="4" w:space="0" w:color="auto"/>
               <w:right w:val="single" w:sz="4" w:space="0" w:color="auto"/>
             </w:tcBorders>
-            <w:shd w:val="clear" w:color="auto" w:fill="auto"/>
             <w:noWrap/>
             <w:vAlign w:val="bottom"/>
             <w:hideMark/>
@@ -3987,6 +4440,7 @@
                 <w14:ligatures w14:val="none"/>
               </w:rPr>
             </w:pPr>
+            <w:proofErr w:type="spellStart"/>
             <w:r>
               <w:rPr>
                 <w:rFonts w:ascii="Calibri" w:eastAsia="Times New Roman" w:hAnsi="Calibri" w:cs="Calibri"/>
@@ -3996,7 +4450,19 @@
                 <w:lang w:eastAsia="ru-RU"/>
                 <w14:ligatures w14:val="none"/>
               </w:rPr>
-              <w:t>interface GigabitEthernet0/1</w:t>
+              <w:t>interface</w:t>
+            </w:r>
+            <w:proofErr w:type="spellEnd"/>
+            <w:r>
+              <w:rPr>
+                <w:rFonts w:ascii="Calibri" w:eastAsia="Times New Roman" w:hAnsi="Calibri" w:cs="Calibri"/>
+                <w:color w:val="000000"/>
+                <w:kern w:val="0"/>
+                <w:szCs w:val="28"/>
+                <w:lang w:eastAsia="ru-RU"/>
+                <w14:ligatures w14:val="none"/>
+              </w:rPr>
+              <w:t xml:space="preserve"> GigabitEthernet0/1</w:t>
             </w:r>
           </w:p>
         </w:tc>
@@ -4014,7 +4480,6 @@
               <w:bottom w:val="single" w:sz="4" w:space="0" w:color="auto"/>
               <w:right w:val="single" w:sz="4" w:space="0" w:color="auto"/>
             </w:tcBorders>
-            <w:shd w:val="clear" w:color="auto" w:fill="auto"/>
             <w:noWrap/>
             <w:vAlign w:val="bottom"/>
             <w:hideMark/>
@@ -4055,7 +4520,6 @@
               <w:bottom w:val="single" w:sz="4" w:space="0" w:color="auto"/>
               <w:right w:val="single" w:sz="4" w:space="0" w:color="auto"/>
             </w:tcBorders>
-            <w:shd w:val="clear" w:color="auto" w:fill="auto"/>
             <w:noWrap/>
             <w:vAlign w:val="bottom"/>
             <w:hideMark/>
@@ -4074,6 +4538,7 @@
                 <w14:ligatures w14:val="none"/>
               </w:rPr>
             </w:pPr>
+            <w:proofErr w:type="spellStart"/>
             <w:r>
               <w:rPr>
                 <w:rFonts w:ascii="Calibri" w:eastAsia="Times New Roman" w:hAnsi="Calibri" w:cs="Calibri"/>
@@ -4083,8 +4548,57 @@
                 <w:lang w:eastAsia="ru-RU"/>
                 <w14:ligatures w14:val="none"/>
               </w:rPr>
-              <w:t>switchport mode trunk</w:t>
-            </w:r>
+              <w:t>switchport</w:t>
+            </w:r>
+            <w:proofErr w:type="spellEnd"/>
+            <w:r>
+              <w:rPr>
+                <w:rFonts w:ascii="Calibri" w:eastAsia="Times New Roman" w:hAnsi="Calibri" w:cs="Calibri"/>
+                <w:color w:val="000000"/>
+                <w:kern w:val="0"/>
+                <w:szCs w:val="28"/>
+                <w:lang w:eastAsia="ru-RU"/>
+                <w14:ligatures w14:val="none"/>
+              </w:rPr>
+              <w:t xml:space="preserve"> </w:t>
+            </w:r>
+            <w:proofErr w:type="spellStart"/>
+            <w:r>
+              <w:rPr>
+                <w:rFonts w:ascii="Calibri" w:eastAsia="Times New Roman" w:hAnsi="Calibri" w:cs="Calibri"/>
+                <w:color w:val="000000"/>
+                <w:kern w:val="0"/>
+                <w:szCs w:val="28"/>
+                <w:lang w:eastAsia="ru-RU"/>
+                <w14:ligatures w14:val="none"/>
+              </w:rPr>
+              <w:t>mode</w:t>
+            </w:r>
+            <w:proofErr w:type="spellEnd"/>
+            <w:r>
+              <w:rPr>
+                <w:rFonts w:ascii="Calibri" w:eastAsia="Times New Roman" w:hAnsi="Calibri" w:cs="Calibri"/>
+                <w:color w:val="000000"/>
+                <w:kern w:val="0"/>
+                <w:szCs w:val="28"/>
+                <w:lang w:eastAsia="ru-RU"/>
+                <w14:ligatures w14:val="none"/>
+              </w:rPr>
+              <w:t xml:space="preserve"> </w:t>
+            </w:r>
+            <w:proofErr w:type="spellStart"/>
+            <w:r>
+              <w:rPr>
+                <w:rFonts w:ascii="Calibri" w:eastAsia="Times New Roman" w:hAnsi="Calibri" w:cs="Calibri"/>
+                <w:color w:val="000000"/>
+                <w:kern w:val="0"/>
+                <w:szCs w:val="28"/>
+                <w:lang w:eastAsia="ru-RU"/>
+                <w14:ligatures w14:val="none"/>
+              </w:rPr>
+              <w:t>trunk</w:t>
+            </w:r>
+            <w:proofErr w:type="spellEnd"/>
           </w:p>
         </w:tc>
       </w:tr>
@@ -4101,7 +4615,6 @@
               <w:bottom w:val="single" w:sz="4" w:space="0" w:color="auto"/>
               <w:right w:val="single" w:sz="4" w:space="0" w:color="auto"/>
             </w:tcBorders>
-            <w:shd w:val="clear" w:color="auto" w:fill="auto"/>
             <w:noWrap/>
             <w:vAlign w:val="bottom"/>
             <w:hideMark/>
@@ -4129,8 +4642,21 @@
                 <w:lang w:eastAsia="ru-RU"/>
                 <w14:ligatures w14:val="none"/>
               </w:rPr>
-              <w:t>Порт является trunk</w:t>
-            </w:r>
+              <w:t xml:space="preserve">Порт является </w:t>
+            </w:r>
+            <w:proofErr w:type="spellStart"/>
+            <w:r>
+              <w:rPr>
+                <w:rFonts w:ascii="Calibri" w:eastAsia="Times New Roman" w:hAnsi="Calibri" w:cs="Calibri"/>
+                <w:color w:val="000000"/>
+                <w:kern w:val="0"/>
+                <w:szCs w:val="28"/>
+                <w:lang w:eastAsia="ru-RU"/>
+                <w14:ligatures w14:val="none"/>
+              </w:rPr>
+              <w:t>trunk</w:t>
+            </w:r>
+            <w:proofErr w:type="spellEnd"/>
           </w:p>
         </w:tc>
         <w:tc>
@@ -4142,7 +4668,6 @@
               <w:bottom w:val="single" w:sz="4" w:space="0" w:color="auto"/>
               <w:right w:val="single" w:sz="4" w:space="0" w:color="auto"/>
             </w:tcBorders>
-            <w:shd w:val="clear" w:color="auto" w:fill="auto"/>
             <w:noWrap/>
             <w:vAlign w:val="bottom"/>
             <w:hideMark/>
@@ -4170,7 +4695,31 @@
                 <w:lang w:val="en-US" w:eastAsia="ru-RU"/>
                 <w14:ligatures w14:val="none"/>
               </w:rPr>
-              <w:t>switchport trunk allowed vlan all</w:t>
+              <w:t xml:space="preserve">switchport trunk allowed </w:t>
+            </w:r>
+            <w:proofErr w:type="spellStart"/>
+            <w:r>
+              <w:rPr>
+                <w:rFonts w:ascii="Calibri" w:eastAsia="Times New Roman" w:hAnsi="Calibri" w:cs="Calibri"/>
+                <w:color w:val="000000"/>
+                <w:kern w:val="0"/>
+                <w:szCs w:val="28"/>
+                <w:lang w:val="en-US" w:eastAsia="ru-RU"/>
+                <w14:ligatures w14:val="none"/>
+              </w:rPr>
+              <w:t>vlan</w:t>
+            </w:r>
+            <w:proofErr w:type="spellEnd"/>
+            <w:r>
+              <w:rPr>
+                <w:rFonts w:ascii="Calibri" w:eastAsia="Times New Roman" w:hAnsi="Calibri" w:cs="Calibri"/>
+                <w:color w:val="000000"/>
+                <w:kern w:val="0"/>
+                <w:szCs w:val="28"/>
+                <w:lang w:val="en-US" w:eastAsia="ru-RU"/>
+                <w14:ligatures w14:val="none"/>
+              </w:rPr>
+              <w:t xml:space="preserve"> all</w:t>
             </w:r>
           </w:p>
         </w:tc>
@@ -4632,6 +5181,7 @@
         </w:rPr>
         <w:t>-1.</w:t>
       </w:r>
+      <w:proofErr w:type="spellStart"/>
       <w:r>
         <w:rPr>
           <w:i/>
@@ -4640,6 +5190,7 @@
         </w:rPr>
         <w:t>ptk</w:t>
       </w:r>
+      <w:proofErr w:type="spellEnd"/>
       <w:r>
         <w:t>.</w:t>
       </w:r>
@@ -4727,12 +5278,14 @@
       <w:r>
         <w:t xml:space="preserve">для каждого </w:t>
       </w:r>
+      <w:proofErr w:type="spellStart"/>
       <w:r>
         <w:rPr>
           <w:lang w:val="en-US"/>
         </w:rPr>
         <w:t>vlan</w:t>
       </w:r>
+      <w:proofErr w:type="spellEnd"/>
       <w:r>
         <w:t xml:space="preserve"> </w:t>
       </w:r>
@@ -4747,8 +5300,21 @@
           <w:lang w:val="en-US"/>
         </w:rPr>
       </w:pPr>
-      <w:r>
-        <w:t>ip helper-address 10.60.0.1</w:t>
+      <w:proofErr w:type="spellStart"/>
+      <w:r>
+        <w:t>ip</w:t>
+      </w:r>
+      <w:proofErr w:type="spellEnd"/>
+      <w:r>
+        <w:t xml:space="preserve"> </w:t>
+      </w:r>
+      <w:proofErr w:type="spellStart"/>
+      <w:r>
+        <w:t>helper-address</w:t>
+      </w:r>
+      <w:proofErr w:type="spellEnd"/>
+      <w:r>
+        <w:t xml:space="preserve"> 10.60.0.1</w:t>
       </w:r>
     </w:p>
     <w:p>
